--- a/Backend/Director_Disclosure/Output_Disclosures/2024-25/ADANI_AGRI_LOGISTICS__MOGA__LIMITED/DIR-8/DIR8_ASHISH_BHAGAVATPRASAD_CHAUDHARY_03016924.docx
+++ b/Backend/Director_Disclosure/Output_Disclosures/2024-25/ADANI_AGRI_LOGISTICS__MOGA__LIMITED/DIR-8/DIR8_ASHISH_BHAGAVATPRASAD_CHAUDHARY_03016924.docx
@@ -620,7 +620,7 @@
                 <w:b w:val="0"/>
                 <w:sz w:val="23"/>
               </w:rPr>
-              <w:t>ADANI AGRI LOGISTICS (NAKODAR) LIMITED</w:t>
+              <w:t>DERMOT INFRACON LIMITED</w:t>
             </w:r>
           </w:p>
         </w:tc>
@@ -690,7 +690,7 @@
                 <w:b w:val="0"/>
                 <w:sz w:val="23"/>
               </w:rPr>
-              <w:t>ADANI AGRI LOGISTICS (RAMAN) LIMITED</w:t>
+              <w:t>ADANI AGRI LOGISTICS (NAKODAR) LIMITED</w:t>
             </w:r>
           </w:p>
         </w:tc>
@@ -760,7 +760,7 @@
                 <w:b w:val="0"/>
                 <w:sz w:val="23"/>
               </w:rPr>
-              <w:t>DERMOT INFRACON LIMITED</w:t>
+              <w:t>ADANI AGRI LOGISTICS (RAMAN) LIMITED</w:t>
             </w:r>
           </w:p>
         </w:tc>
@@ -882,146 +882,6 @@
                 <w:sz w:val="23"/>
               </w:rPr>
               <w:t>9</w:t>
-            </w:r>
-          </w:p>
-        </w:tc>
-        <w:tc>
-          <w:tcPr>
-            <w:tcW w:type="dxa" w:w="3864"/>
-          </w:tcPr>
-          <w:p>
-            <w:pPr>
-              <w:spacing w:after="0"/>
-              <w:jc w:val="both"/>
-            </w:pPr>
-            <w:r>
-              <w:rPr>
-                <w:rFonts w:ascii="Adani" w:hAnsi="Adani" w:eastAsia="Adani" w:cs="Adani"/>
-                <w:b w:val="0"/>
-                <w:sz w:val="23"/>
-              </w:rPr>
-              <w:t>SUPPORT PROPERTIES PRIVATE LIMITED</w:t>
-            </w:r>
-          </w:p>
-        </w:tc>
-        <w:tc>
-          <w:tcPr>
-            <w:tcW w:type="dxa" w:w="2610"/>
-          </w:tcPr>
-          <w:p>
-            <w:pPr>
-              <w:spacing w:after="0"/>
-              <w:jc w:val="center"/>
-            </w:pPr>
-            <w:r>
-              <w:rPr>
-                <w:rFonts w:ascii="Adani" w:hAnsi="Adani" w:eastAsia="Adani" w:cs="Adani"/>
-                <w:b w:val="0"/>
-                <w:sz w:val="23"/>
-              </w:rPr>
-              <w:t>07/06/2022</w:t>
-            </w:r>
-          </w:p>
-        </w:tc>
-        <w:tc>
-          <w:tcPr>
-            <w:tcW w:type="dxa" w:w="2250"/>
-          </w:tcPr>
-          <w:p>
-            <w:pPr>
-              <w:spacing w:after="0"/>
-              <w:jc w:val="center"/>
-            </w:pPr>
-          </w:p>
-        </w:tc>
-      </w:tr>
-      <w:tr>
-        <w:tc>
-          <w:tcPr>
-            <w:tcW w:type="dxa" w:w="636"/>
-          </w:tcPr>
-          <w:p>
-            <w:pPr>
-              <w:spacing w:after="0"/>
-              <w:ind w:left="360"/>
-            </w:pPr>
-            <w:r>
-              <w:rPr>
-                <w:rFonts w:ascii="Adani" w:hAnsi="Adani" w:eastAsia="Adani" w:cs="Adani"/>
-                <w:b w:val="0"/>
-                <w:sz w:val="23"/>
-              </w:rPr>
-              <w:t>10</w:t>
-            </w:r>
-          </w:p>
-        </w:tc>
-        <w:tc>
-          <w:tcPr>
-            <w:tcW w:type="dxa" w:w="3864"/>
-          </w:tcPr>
-          <w:p>
-            <w:pPr>
-              <w:spacing w:after="0"/>
-              <w:jc w:val="both"/>
-            </w:pPr>
-            <w:r>
-              <w:rPr>
-                <w:rFonts w:ascii="Adani" w:hAnsi="Adani" w:eastAsia="Adani" w:cs="Adani"/>
-                <w:b w:val="0"/>
-                <w:sz w:val="23"/>
-              </w:rPr>
-              <w:t>INNOVANT BUILDWELL PRIVATE LIMITED</w:t>
-            </w:r>
-          </w:p>
-        </w:tc>
-        <w:tc>
-          <w:tcPr>
-            <w:tcW w:type="dxa" w:w="2610"/>
-          </w:tcPr>
-          <w:p>
-            <w:pPr>
-              <w:spacing w:after="0"/>
-              <w:jc w:val="center"/>
-            </w:pPr>
-            <w:r>
-              <w:rPr>
-                <w:rFonts w:ascii="Adani" w:hAnsi="Adani" w:eastAsia="Adani" w:cs="Adani"/>
-                <w:b w:val="0"/>
-                <w:sz w:val="23"/>
-              </w:rPr>
-              <w:t>07/06/2022</w:t>
-            </w:r>
-          </w:p>
-        </w:tc>
-        <w:tc>
-          <w:tcPr>
-            <w:tcW w:type="dxa" w:w="2250"/>
-          </w:tcPr>
-          <w:p>
-            <w:pPr>
-              <w:spacing w:after="0"/>
-              <w:jc w:val="center"/>
-            </w:pPr>
-          </w:p>
-        </w:tc>
-      </w:tr>
-      <w:tr>
-        <w:tc>
-          <w:tcPr>
-            <w:tcW w:type="dxa" w:w="636"/>
-          </w:tcPr>
-          <w:p>
-            <w:pPr>
-              <w:spacing w:after="0"/>
-              <w:ind w:left="360"/>
-            </w:pPr>
-            <w:r>
-              <w:rPr>
-                <w:rFonts w:ascii="Adani" w:hAnsi="Adani" w:eastAsia="Adani" w:cs="Adani"/>
-                <w:b w:val="0"/>
-                <w:sz w:val="23"/>
-              </w:rPr>
-              <w:t>11</w:t>
             </w:r>
           </w:p>
         </w:tc>
@@ -1175,7 +1035,7 @@
           <w:b w:val="0"/>
           <w:sz w:val="23"/>
         </w:rPr>
-        <w:t xml:space="preserve">Date: 07th May, 2026</w:t>
+        <w:t xml:space="preserve">Date: 15th May, 2026</w:t>
         <w:tab/>
       </w:r>
     </w:p>

--- a/Backend/Director_Disclosure/Output_Disclosures/2024-25/ADANI_AGRI_LOGISTICS__MOGA__LIMITED/DIR-8/DIR8_ASHISH_BHAGAVATPRASAD_CHAUDHARY_03016924.docx
+++ b/Backend/Director_Disclosure/Output_Disclosures/2024-25/ADANI_AGRI_LOGISTICS__MOGA__LIMITED/DIR-8/DIR8_ASHISH_BHAGAVATPRASAD_CHAUDHARY_03016924.docx
@@ -359,7 +359,7 @@
                 <w:b w:val="0"/>
                 <w:sz w:val="23"/>
               </w:rPr>
-              <w:t>07/09/2023</w:t>
+              <w:t>19/06/2024</w:t>
             </w:r>
           </w:p>
         </w:tc>
@@ -410,7 +410,7 @@
                 <w:b w:val="0"/>
                 <w:sz w:val="23"/>
               </w:rPr>
-              <w:t>AGRATAS PROJECTS LIMITED</w:t>
+              <w:t>ADRITA REALTORS LIMITED</w:t>
             </w:r>
           </w:p>
         </w:tc>
@@ -429,7 +429,7 @@
                 <w:b w:val="0"/>
                 <w:sz w:val="23"/>
               </w:rPr>
-              <w:t>07/09/2023</w:t>
+              <w:t>19/06/2024</w:t>
             </w:r>
           </w:p>
         </w:tc>
@@ -480,7 +480,7 @@
                 <w:b w:val="0"/>
                 <w:sz w:val="23"/>
               </w:rPr>
-              <w:t>ADRITA REALTORS LIMITED</w:t>
+              <w:t>ADANI NOBLE LIMITED</w:t>
             </w:r>
           </w:p>
         </w:tc>
@@ -499,7 +499,7 @@
                 <w:b w:val="0"/>
                 <w:sz w:val="23"/>
               </w:rPr>
-              <w:t>07/09/2023</w:t>
+              <w:t>22/07/2022</w:t>
             </w:r>
           </w:p>
         </w:tc>
@@ -550,7 +550,7 @@
                 <w:b w:val="0"/>
                 <w:sz w:val="23"/>
               </w:rPr>
-              <w:t>ADANI NOBLE LIMITED</w:t>
+              <w:t>ADANI AGRI LOGISTICS (RAMAN) LIMITED</w:t>
             </w:r>
           </w:p>
         </w:tc>
@@ -569,7 +569,7 @@
                 <w:b w:val="0"/>
                 <w:sz w:val="23"/>
               </w:rPr>
-              <w:t>22/07/2022</w:t>
+              <w:t>21/07/2022</w:t>
             </w:r>
           </w:p>
         </w:tc>
@@ -760,76 +760,6 @@
                 <w:b w:val="0"/>
                 <w:sz w:val="23"/>
               </w:rPr>
-              <w:t>ADANI AGRI LOGISTICS (RAMAN) LIMITED</w:t>
-            </w:r>
-          </w:p>
-        </w:tc>
-        <w:tc>
-          <w:tcPr>
-            <w:tcW w:type="dxa" w:w="2610"/>
-          </w:tcPr>
-          <w:p>
-            <w:pPr>
-              <w:spacing w:after="0"/>
-              <w:jc w:val="center"/>
-            </w:pPr>
-            <w:r>
-              <w:rPr>
-                <w:rFonts w:ascii="Adani" w:hAnsi="Adani" w:eastAsia="Adani" w:cs="Adani"/>
-                <w:b w:val="0"/>
-                <w:sz w:val="23"/>
-              </w:rPr>
-              <w:t>21/07/2022</w:t>
-            </w:r>
-          </w:p>
-        </w:tc>
-        <w:tc>
-          <w:tcPr>
-            <w:tcW w:type="dxa" w:w="2250"/>
-          </w:tcPr>
-          <w:p>
-            <w:pPr>
-              <w:spacing w:after="0"/>
-              <w:jc w:val="center"/>
-            </w:pPr>
-          </w:p>
-        </w:tc>
-      </w:tr>
-      <w:tr>
-        <w:tc>
-          <w:tcPr>
-            <w:tcW w:type="dxa" w:w="636"/>
-          </w:tcPr>
-          <w:p>
-            <w:pPr>
-              <w:spacing w:after="0"/>
-              <w:ind w:left="360"/>
-            </w:pPr>
-            <w:r>
-              <w:rPr>
-                <w:rFonts w:ascii="Adani" w:hAnsi="Adani" w:eastAsia="Adani" w:cs="Adani"/>
-                <w:b w:val="0"/>
-                <w:sz w:val="23"/>
-              </w:rPr>
-              <w:t>8</w:t>
-            </w:r>
-          </w:p>
-        </w:tc>
-        <w:tc>
-          <w:tcPr>
-            <w:tcW w:type="dxa" w:w="3864"/>
-          </w:tcPr>
-          <w:p>
-            <w:pPr>
-              <w:spacing w:after="0"/>
-              <w:jc w:val="both"/>
-            </w:pPr>
-            <w:r>
-              <w:rPr>
-                <w:rFonts w:ascii="Adani" w:hAnsi="Adani" w:eastAsia="Adani" w:cs="Adani"/>
-                <w:b w:val="0"/>
-                <w:sz w:val="23"/>
-              </w:rPr>
               <w:t>ADANI AGRI LOGISTICS (MOGA) LIMITED</w:t>
             </w:r>
           </w:p>
@@ -881,7 +811,7 @@
                 <w:b w:val="0"/>
                 <w:sz w:val="23"/>
               </w:rPr>
-              <w:t>9</w:t>
+              <w:t>8</w:t>
             </w:r>
           </w:p>
         </w:tc>
@@ -1035,7 +965,7 @@
           <w:b w:val="0"/>
           <w:sz w:val="23"/>
         </w:rPr>
-        <w:t xml:space="preserve">Date: 15th May, 2026</w:t>
+        <w:t xml:space="preserve">Date: 08th June, 2026</w:t>
         <w:tab/>
       </w:r>
     </w:p>
